--- a/presentation/TASTI_SatDashboard-決賽簡報-講稿.docx
+++ b/presentation/TASTI_SatDashboard-決賽簡報-講稿.docx
@@ -715,7 +715,7 @@
           <w:rFonts w:ascii="Microsoft JhengHei" w:hAnsi="Microsoft JhengHei" w:eastAsia="Microsoft JhengHei" w:cs="Microsoft JhengHei"/>
           <w:sz w:val="28"/>
         </w:rPr>
-        <w:t>技術亮點有三個。第一，以坡面為單位：依輔導委員建議用集水區重疊法切出 1 萬 3 千個坡面，每個都是完整區塊。第二，用免費的 Sentinel-2 紅邊時間序列，在花蓮、太魯閣大事件後抓到 75% 和 43% 的崩塌坡面，沒有事件的坡面誤報約 2%；中間這張圖顯示，崩塌占坡面越大越抓得到。第三，水保署歷史影像平台上的 UAV 照片沒有 GPS，我們用特徵匹配和 20 m 地形自動對位，目前 35 組，包括 10 月 15 日剛上傳的六龜寶來。重點是：每個數字我們都量過準確度。</w:t>
+        <w:t>技術亮點有三個。第一，以坡面為單位：依輔導委員建議用集水區重疊法切出 1 萬 3 千個坡面，每個都是完整區塊。第二，用免費的 Sentinel-2 紅邊時間序列，在花蓮、太魯閣大事件後抓到 75% 和 43% 的崩塌坡面，沒有事件的坡面誤報約 2%；中間這張圖顯示，崩塌占坡面越大越抓得到。第三，水保署歷史影像平台上的 UAV 照片沒有 GPS，我們用特徵匹配和 20 m 地形自動對位，目前 50 組，其中 19 組在高雄，留出點誤差中位數約 2 公尺。重點是：每個數字我們都量過準確度。</w:t>
       </w:r>
     </w:p>
     <w:p>

--- a/presentation/TASTI_SatDashboard-決賽簡報-講稿.docx
+++ b/presentation/TASTI_SatDashboard-決賽簡報-講稿.docx
@@ -838,7 +838,7 @@
           <w:rFonts w:ascii="Microsoft JhengHei" w:hAnsi="Microsoft JhengHei" w:eastAsia="Microsoft JhengHei" w:cs="Microsoft JhengHei"/>
           <w:sz w:val="28"/>
         </w:rPr>
-        <w:t>對公部門的啟示：我們量了準確度。大事件後，花蓮 75%、太魯閣 43% 的崩塌坡面被抓到；但平時零星的紅邊下降，經分層盲判只有約 25% 屬實；連人看影像和官方圖層的一致率也只有 69%。所以自動訊號只能排先看誰，不能拿來判定，導入前一定要先量。這套流程全用開放資料、可以搬到其他流域；而 UAV 照片上傳時保留座標、事件目錄附判釋日期，這種小改變就能省下大量事後工作。</w:t>
+        <w:t>對公部門的啟示：我們量了準確度。大事件後，花蓮 75%、太魯閣 43% 的崩塌坡面被抓到；但平時零星的紅邊下降，經分層盲判只有約 25% 屬實；所以自動訊號只能排先看誰，不能拿來判定，導入前一定要先量。量過之後效益很清楚：花蓮只要先看 3% 的坡面，就涵蓋四分之三的崩塌坡面。這套流程可複製、可延展、能落地：花蓮、太魯閣已用同一套跑過，新證據可以直接加一類；資料都來自水保署既有平台，產出的候選清單接得上現有巡查流程。UAV 照片上傳時保留座標，這種小改變也能省下大量事後工作。</w:t>
       </w:r>
     </w:p>
     <w:p>

--- a/presentation/TASTI_SatDashboard-決賽簡報-講稿.docx
+++ b/presentation/TASTI_SatDashboard-決賽簡報-講稿.docx
@@ -838,7 +838,7 @@
           <w:rFonts w:ascii="Microsoft JhengHei" w:hAnsi="Microsoft JhengHei" w:eastAsia="Microsoft JhengHei" w:cs="Microsoft JhengHei"/>
           <w:sz w:val="28"/>
         </w:rPr>
-        <w:t>對公部門的啟示：我們量了準確度。大事件後，花蓮 75%、太魯閣 43% 的崩塌坡面被抓到；但平時零星的紅邊下降，經分層盲判只有約 25% 屬實；所以自動訊號只能排先看誰，不能拿來判定，導入前一定要先量。量過之後效益很清楚：花蓮只要先看 3% 的坡面，就涵蓋四分之三的崩塌坡面。這套流程可複製、可延展、能落地：花蓮、太魯閣已用同一套跑過，新證據可以直接加一類；資料都來自水保署既有平台，產出的候選清單接得上現有巡查流程。UAV 照片上傳時保留座標，這種小改變也能省下大量事後工作。</w:t>
+        <w:t>對公部門的啟示：我們量了準確度。大事件後，花蓮 75%、太魯閣 43% 的崩塌坡面被抓到；但平時零星的紅邊下降，經分層盲判只有約 25% 屬實；所以自動訊號只能排先看誰，不能拿來判定，導入前一定要先量。量過之後效益很清楚：花蓮只要先看 3% 的坡面，就涵蓋四分之三的崩塌坡面。這套流程可複製、可延展、能落地：花蓮、太魯閣已用同一套跑過，新證據可以直接加一類；資料都來自水保署既有平台，產出的候選清單接得上現有巡查流程。水保署 10 月 28 日新上線的崩塌報告專區已附影像日期與完成判釋率，若再附點位檔、UAV 照片保留座標，這種小改變就能省下大量事後工作。</w:t>
       </w:r>
     </w:p>
     <w:p>
